--- a/docx/地方法规/广东/汕头市练江流域水污染防治条例_20250529_ff808181971b86bf0197ab58905134b2.docx
+++ b/docx/地方法规/广东/汕头市练江流域水污染防治条例_20250529_ff808181971b86bf0197ab58905134b2.docx
@@ -1,7 +1,6 @@
 
 <file path=word/document.xml><?xml version="1.0" encoding="utf-8"?>
 <w:document xmlns:wpc="http://schemas.microsoft.com/office/word/2010/wordprocessingCanvas" xmlns:cx="http://schemas.microsoft.com/office/drawing/2014/chartex" xmlns:cx1="http://schemas.microsoft.com/office/drawing/2015/9/8/chartex" xmlns:cx2="http://schemas.microsoft.com/office/drawing/2015/10/21/chartex" xmlns:cx3="http://schemas.microsoft.com/office/drawing/2016/5/9/chartex" xmlns:cx4="http://schemas.microsoft.com/office/drawing/2016/5/10/chartex" xmlns:cx5="http://schemas.microsoft.com/office/drawing/2016/5/11/chartex" xmlns:mc="http://schemas.openxmlformats.org/markup-compatibility/2006" xmlns:o="urn:schemas-microsoft-com:office:office" xmlns:r="http://schemas.openxmlformats.org/officeDocument/2006/relationships" xmlns:m="http://schemas.openxmlformats.org/officeDocument/2006/math" xmlns:v="urn:schemas-microsoft-com:vml" xmlns:wp14="http://schemas.microsoft.com/office/word/2010/wordprocessingDrawing" xmlns:wp="http://schemas.openxmlformats.org/drawingml/2006/wordprocessingDrawing" xmlns:w10="urn:schemas-microsoft-com:office:word" xmlns:w="http://schemas.openxmlformats.org/wordprocessingml/2006/main" xmlns:w14="http://schemas.microsoft.com/office/word/2010/wordml" xmlns:w15="http://schemas.microsoft.com/office/word/2012/wordml" xmlns:wne="http://schemas.microsoft.com/office/word/2006/wordml" xmlns:wpg="http://schemas.microsoft.com/office/word/2010/wordprocessingGroup" xmlns:wpi="http://schemas.microsoft.com/office/word/2010/wordprocessingInk" xmlns:wps="http://schemas.microsoft.com/office/word/2010/wordprocessingShape" mc:Ignorable="w14 w15 wp14">
-  <!-- Generated by Aspose.Words for .NET 18.7 -->
   <w:body>
     <w:p>
       <w:pPr>
@@ -45,8 +44,6 @@
           <w:shd w:val="clear" w:color="auto" w:fill="FFFFFF"/>
         </w:rPr>
       </w:pPr>
-      <w:bookmarkStart w:id="0" w:name="汕头市练江流域水污染防治条例"/>
-      <w:bookmarkEnd w:id="0"/>
       <w:r>
         <w:rPr>
           <w:rFonts w:ascii="方正小标宋简体" w:eastAsia="方正小标宋简体" w:hAnsi="方正小标宋简体" w:cs="方正小标宋简体" w:hint="eastAsia"/>
@@ -79,8 +76,6 @@
           <w:shd w:val="clear" w:color="auto" w:fill="FFFFFF"/>
         </w:rPr>
       </w:pPr>
-      <w:bookmarkStart w:id="1" w:name="题注"/>
-      <w:bookmarkEnd w:id="1"/>
       <w:r>
         <w:rPr>
           <w:rFonts w:ascii="Times New Roman" w:eastAsia="楷体_GB2312" w:hAnsi="Times New Roman" w:cs="楷体_GB2312" w:hint="eastAsia"/>
@@ -90,7 +85,7 @@
           <w:szCs w:val="32"/>
           <w:shd w:val="clear" w:color="auto" w:fill="FFFFFF"/>
         </w:rPr>
-        <w:t>（2025年4月29日汕头市第十五届人民代表大会常务委员会第三十一次会议通过　2025年5月28日广东省十四届人民代表大会常务委员会第十八次会议批准）</w:t>
+        <w:t>（2025年4月29日汕头市第十五届人民代表大会常务委员会第三十一次会议通过　2025年5月28日广东省第十四届人民代表大会常务委员会第十八次会议批准）</w:t>
       </w:r>
     </w:p>
     <w:p>
@@ -110,8 +105,6 @@
           <w:rFonts w:ascii="Times New Roman" w:hAnsi="Times New Roman"/>
         </w:rPr>
       </w:pPr>
-      <w:bookmarkStart w:id="2" w:name="目录"/>
-      <w:bookmarkEnd w:id="2"/>
       <w:r>
         <w:rPr>
           <w:rFonts w:ascii="Times New Roman" w:eastAsia="楷体_GB2312" w:hAnsi="Times New Roman" w:cs="楷体_GB2312"/>
@@ -328,8 +321,6 @@
           <w:szCs w:val="32"/>
         </w:rPr>
       </w:pPr>
-      <w:bookmarkStart w:id="3" w:name="第一章 总则"/>
-      <w:bookmarkEnd w:id="3"/>
       <w:r>
         <w:rPr>
           <w:rFonts w:ascii="Times New Roman" w:eastAsia="黑体" w:hAnsi="Times New Roman" w:cs="黑体" w:hint="eastAsia"/>
@@ -355,8 +346,6 @@
           <w:szCs w:val="32"/>
         </w:rPr>
       </w:pPr>
-      <w:bookmarkStart w:id="4" w:name="第一条"/>
-      <w:bookmarkEnd w:id="4"/>
       <w:r>
         <w:rPr>
           <w:rFonts w:ascii="Times New Roman" w:eastAsia="黑体" w:hAnsi="Times New Roman" w:cs="黑体" w:hint="eastAsia"/>
@@ -391,8 +380,6 @@
           <w:szCs w:val="32"/>
         </w:rPr>
       </w:pPr>
-      <w:bookmarkStart w:id="5" w:name="第二条"/>
-      <w:bookmarkEnd w:id="5"/>
       <w:r>
         <w:rPr>
           <w:rFonts w:ascii="Times New Roman" w:eastAsia="黑体" w:hAnsi="Times New Roman" w:cs="黑体" w:hint="eastAsia"/>
@@ -445,8 +432,6 @@
           <w:szCs w:val="32"/>
         </w:rPr>
       </w:pPr>
-      <w:bookmarkStart w:id="6" w:name="第三条"/>
-      <w:bookmarkEnd w:id="6"/>
       <w:r>
         <w:rPr>
           <w:rFonts w:ascii="Times New Roman" w:eastAsia="黑体" w:hAnsi="Times New Roman" w:cs="黑体" w:hint="eastAsia"/>
@@ -481,8 +466,6 @@
           <w:szCs w:val="32"/>
         </w:rPr>
       </w:pPr>
-      <w:bookmarkStart w:id="7" w:name="第四条"/>
-      <w:bookmarkEnd w:id="7"/>
       <w:r>
         <w:rPr>
           <w:rFonts w:ascii="Times New Roman" w:eastAsia="黑体" w:hAnsi="Times New Roman" w:cs="黑体" w:hint="eastAsia"/>
@@ -571,8 +554,6 @@
           <w:szCs w:val="32"/>
         </w:rPr>
       </w:pPr>
-      <w:bookmarkStart w:id="8" w:name="第五条"/>
-      <w:bookmarkEnd w:id="8"/>
       <w:r>
         <w:rPr>
           <w:rFonts w:ascii="Times New Roman" w:eastAsia="黑体" w:hAnsi="Times New Roman" w:cs="黑体" w:hint="eastAsia"/>
@@ -625,8 +606,6 @@
           <w:szCs w:val="32"/>
         </w:rPr>
       </w:pPr>
-      <w:bookmarkStart w:id="9" w:name="第六条"/>
-      <w:bookmarkEnd w:id="9"/>
       <w:r>
         <w:rPr>
           <w:rFonts w:ascii="Times New Roman" w:eastAsia="黑体" w:hAnsi="Times New Roman" w:cs="黑体" w:hint="eastAsia"/>
@@ -661,8 +640,6 @@
           <w:szCs w:val="32"/>
         </w:rPr>
       </w:pPr>
-      <w:bookmarkStart w:id="10" w:name="第七条"/>
-      <w:bookmarkEnd w:id="10"/>
       <w:r>
         <w:rPr>
           <w:rFonts w:ascii="Times New Roman" w:eastAsia="黑体" w:hAnsi="Times New Roman" w:cs="黑体" w:hint="eastAsia"/>
@@ -715,8 +692,6 @@
           <w:szCs w:val="32"/>
         </w:rPr>
       </w:pPr>
-      <w:bookmarkStart w:id="11" w:name="第八条"/>
-      <w:bookmarkEnd w:id="11"/>
       <w:r>
         <w:rPr>
           <w:rFonts w:ascii="Times New Roman" w:eastAsia="黑体" w:hAnsi="Times New Roman" w:cs="黑体" w:hint="eastAsia"/>
@@ -823,8 +798,6 @@
           <w:szCs w:val="32"/>
         </w:rPr>
       </w:pPr>
-      <w:bookmarkStart w:id="12" w:name="第九条"/>
-      <w:bookmarkEnd w:id="12"/>
       <w:r>
         <w:rPr>
           <w:rFonts w:ascii="Times New Roman" w:eastAsia="黑体" w:hAnsi="Times New Roman" w:cs="黑体" w:hint="eastAsia"/>
@@ -859,8 +832,6 @@
           <w:szCs w:val="32"/>
         </w:rPr>
       </w:pPr>
-      <w:bookmarkStart w:id="13" w:name="第十条"/>
-      <w:bookmarkEnd w:id="13"/>
       <w:r>
         <w:rPr>
           <w:rFonts w:ascii="Times New Roman" w:eastAsia="黑体" w:hAnsi="Times New Roman" w:cs="黑体" w:hint="eastAsia"/>
@@ -895,8 +866,6 @@
           <w:szCs w:val="32"/>
         </w:rPr>
       </w:pPr>
-      <w:bookmarkStart w:id="14" w:name="第十一条"/>
-      <w:bookmarkEnd w:id="14"/>
       <w:r>
         <w:rPr>
           <w:rFonts w:ascii="Times New Roman" w:eastAsia="黑体" w:hAnsi="Times New Roman" w:cs="黑体" w:hint="eastAsia"/>
@@ -967,8 +936,6 @@
           <w:szCs w:val="32"/>
         </w:rPr>
       </w:pPr>
-      <w:bookmarkStart w:id="15" w:name="第十二条"/>
-      <w:bookmarkEnd w:id="15"/>
       <w:r>
         <w:rPr>
           <w:rFonts w:ascii="Times New Roman" w:eastAsia="黑体" w:hAnsi="Times New Roman" w:cs="黑体" w:hint="eastAsia"/>
@@ -1028,8 +995,6 @@
           <w:szCs w:val="32"/>
         </w:rPr>
       </w:pPr>
-      <w:bookmarkStart w:id="16" w:name="第二章 污染防治"/>
-      <w:bookmarkEnd w:id="16"/>
       <w:r>
         <w:rPr>
           <w:rFonts w:ascii="Times New Roman" w:eastAsia="黑体" w:hAnsi="Times New Roman" w:cs="黑体" w:hint="eastAsia"/>
@@ -1055,8 +1020,6 @@
           <w:szCs w:val="32"/>
         </w:rPr>
       </w:pPr>
-      <w:bookmarkStart w:id="17" w:name="第十三条"/>
-      <w:bookmarkEnd w:id="17"/>
       <w:r>
         <w:rPr>
           <w:rFonts w:ascii="Times New Roman" w:eastAsia="黑体" w:hAnsi="Times New Roman" w:cs="黑体" w:hint="eastAsia"/>
@@ -1127,8 +1090,6 @@
           <w:szCs w:val="32"/>
         </w:rPr>
       </w:pPr>
-      <w:bookmarkStart w:id="18" w:name="第十四条"/>
-      <w:bookmarkEnd w:id="18"/>
       <w:r>
         <w:rPr>
           <w:rFonts w:ascii="Times New Roman" w:eastAsia="黑体" w:hAnsi="Times New Roman" w:cs="黑体" w:hint="eastAsia"/>
@@ -1163,8 +1124,6 @@
           <w:szCs w:val="32"/>
         </w:rPr>
       </w:pPr>
-      <w:bookmarkStart w:id="19" w:name="第十五条"/>
-      <w:bookmarkEnd w:id="19"/>
       <w:r>
         <w:rPr>
           <w:rFonts w:ascii="Times New Roman" w:eastAsia="黑体" w:hAnsi="Times New Roman" w:cs="黑体" w:hint="eastAsia"/>
@@ -1199,8 +1158,6 @@
           <w:szCs w:val="32"/>
         </w:rPr>
       </w:pPr>
-      <w:bookmarkStart w:id="20" w:name="第十六条"/>
-      <w:bookmarkEnd w:id="20"/>
       <w:r>
         <w:rPr>
           <w:rFonts w:ascii="Times New Roman" w:eastAsia="黑体" w:hAnsi="Times New Roman" w:cs="黑体" w:hint="eastAsia"/>
@@ -1271,8 +1228,6 @@
           <w:szCs w:val="32"/>
         </w:rPr>
       </w:pPr>
-      <w:bookmarkStart w:id="21" w:name="第十七条"/>
-      <w:bookmarkEnd w:id="21"/>
       <w:r>
         <w:rPr>
           <w:rFonts w:ascii="Times New Roman" w:eastAsia="黑体" w:hAnsi="Times New Roman" w:cs="黑体" w:hint="eastAsia"/>
@@ -1343,8 +1298,6 @@
           <w:szCs w:val="32"/>
         </w:rPr>
       </w:pPr>
-      <w:bookmarkStart w:id="22" w:name="第十八条"/>
-      <w:bookmarkEnd w:id="22"/>
       <w:r>
         <w:rPr>
           <w:rFonts w:ascii="Times New Roman" w:eastAsia="黑体" w:hAnsi="Times New Roman" w:cs="黑体" w:hint="eastAsia"/>
@@ -1415,8 +1368,6 @@
           <w:szCs w:val="32"/>
         </w:rPr>
       </w:pPr>
-      <w:bookmarkStart w:id="23" w:name="第十九条"/>
-      <w:bookmarkEnd w:id="23"/>
       <w:r>
         <w:rPr>
           <w:rFonts w:ascii="Times New Roman" w:eastAsia="黑体" w:hAnsi="Times New Roman" w:cs="黑体" w:hint="eastAsia"/>
@@ -1469,8 +1420,6 @@
           <w:szCs w:val="32"/>
         </w:rPr>
       </w:pPr>
-      <w:bookmarkStart w:id="24" w:name="第二十条"/>
-      <w:bookmarkEnd w:id="24"/>
       <w:r>
         <w:rPr>
           <w:rFonts w:ascii="Times New Roman" w:eastAsia="黑体" w:hAnsi="Times New Roman" w:cs="黑体" w:hint="eastAsia"/>
@@ -1541,8 +1490,6 @@
           <w:szCs w:val="32"/>
         </w:rPr>
       </w:pPr>
-      <w:bookmarkStart w:id="25" w:name="第二十一条"/>
-      <w:bookmarkEnd w:id="25"/>
       <w:r>
         <w:rPr>
           <w:rFonts w:ascii="Times New Roman" w:eastAsia="黑体" w:hAnsi="Times New Roman" w:cs="黑体" w:hint="eastAsia"/>
@@ -1613,8 +1560,6 @@
           <w:szCs w:val="32"/>
         </w:rPr>
       </w:pPr>
-      <w:bookmarkStart w:id="26" w:name="第二十二条"/>
-      <w:bookmarkEnd w:id="26"/>
       <w:r>
         <w:rPr>
           <w:rFonts w:ascii="Times New Roman" w:eastAsia="黑体" w:hAnsi="Times New Roman" w:cs="黑体" w:hint="eastAsia"/>
@@ -1685,8 +1630,6 @@
           <w:szCs w:val="32"/>
         </w:rPr>
       </w:pPr>
-      <w:bookmarkStart w:id="27" w:name="第二十三条"/>
-      <w:bookmarkEnd w:id="27"/>
       <w:r>
         <w:rPr>
           <w:rFonts w:ascii="Times New Roman" w:eastAsia="黑体" w:hAnsi="Times New Roman" w:cs="黑体" w:hint="eastAsia"/>
@@ -1757,8 +1700,6 @@
           <w:szCs w:val="32"/>
         </w:rPr>
       </w:pPr>
-      <w:bookmarkStart w:id="28" w:name="第二十四条"/>
-      <w:bookmarkEnd w:id="28"/>
       <w:r>
         <w:rPr>
           <w:rFonts w:ascii="Times New Roman" w:eastAsia="黑体" w:hAnsi="Times New Roman" w:cs="黑体" w:hint="eastAsia"/>
@@ -1793,8 +1734,6 @@
           <w:szCs w:val="32"/>
         </w:rPr>
       </w:pPr>
-      <w:bookmarkStart w:id="29" w:name="第二十五条"/>
-      <w:bookmarkEnd w:id="29"/>
       <w:r>
         <w:rPr>
           <w:rFonts w:ascii="Times New Roman" w:eastAsia="黑体" w:hAnsi="Times New Roman" w:cs="黑体" w:hint="eastAsia"/>
@@ -1829,8 +1768,6 @@
           <w:szCs w:val="32"/>
         </w:rPr>
       </w:pPr>
-      <w:bookmarkStart w:id="30" w:name="第二十六条"/>
-      <w:bookmarkEnd w:id="30"/>
       <w:r>
         <w:rPr>
           <w:rFonts w:ascii="Times New Roman" w:eastAsia="黑体" w:hAnsi="Times New Roman" w:cs="黑体" w:hint="eastAsia"/>
@@ -1883,8 +1820,6 @@
           <w:szCs w:val="32"/>
         </w:rPr>
       </w:pPr>
-      <w:bookmarkStart w:id="31" w:name="第二十七条"/>
-      <w:bookmarkEnd w:id="31"/>
       <w:r>
         <w:rPr>
           <w:rFonts w:ascii="Times New Roman" w:eastAsia="黑体" w:hAnsi="Times New Roman" w:cs="黑体" w:hint="eastAsia"/>
@@ -2045,8 +1980,6 @@
           <w:szCs w:val="32"/>
         </w:rPr>
       </w:pPr>
-      <w:bookmarkStart w:id="32" w:name="第二十八条"/>
-      <w:bookmarkEnd w:id="32"/>
       <w:r>
         <w:rPr>
           <w:rFonts w:ascii="Times New Roman" w:eastAsia="黑体" w:hAnsi="Times New Roman" w:cs="黑体" w:hint="eastAsia"/>
@@ -2106,8 +2039,6 @@
           <w:szCs w:val="32"/>
         </w:rPr>
       </w:pPr>
-      <w:bookmarkStart w:id="33" w:name="第三章 环境提升"/>
-      <w:bookmarkEnd w:id="33"/>
       <w:r>
         <w:rPr>
           <w:rFonts w:ascii="Times New Roman" w:eastAsia="黑体" w:hAnsi="Times New Roman" w:cs="黑体" w:hint="eastAsia"/>
@@ -2133,8 +2064,6 @@
           <w:szCs w:val="32"/>
         </w:rPr>
       </w:pPr>
-      <w:bookmarkStart w:id="34" w:name="第二十九条"/>
-      <w:bookmarkEnd w:id="34"/>
       <w:r>
         <w:rPr>
           <w:rFonts w:ascii="Times New Roman" w:eastAsia="黑体" w:hAnsi="Times New Roman" w:cs="黑体" w:hint="eastAsia"/>
@@ -2169,8 +2098,6 @@
           <w:szCs w:val="32"/>
         </w:rPr>
       </w:pPr>
-      <w:bookmarkStart w:id="35" w:name="第三十条"/>
-      <w:bookmarkEnd w:id="35"/>
       <w:r>
         <w:rPr>
           <w:rFonts w:ascii="Times New Roman" w:eastAsia="黑体" w:hAnsi="Times New Roman" w:cs="黑体" w:hint="eastAsia"/>
@@ -2223,8 +2150,6 @@
           <w:szCs w:val="32"/>
         </w:rPr>
       </w:pPr>
-      <w:bookmarkStart w:id="36" w:name="第三十一条"/>
-      <w:bookmarkEnd w:id="36"/>
       <w:r>
         <w:rPr>
           <w:rFonts w:ascii="Times New Roman" w:eastAsia="黑体" w:hAnsi="Times New Roman" w:cs="黑体" w:hint="eastAsia"/>
@@ -2259,8 +2184,6 @@
           <w:szCs w:val="32"/>
         </w:rPr>
       </w:pPr>
-      <w:bookmarkStart w:id="37" w:name="第三十二条"/>
-      <w:bookmarkEnd w:id="37"/>
       <w:r>
         <w:rPr>
           <w:rFonts w:ascii="Times New Roman" w:eastAsia="黑体" w:hAnsi="Times New Roman" w:cs="黑体" w:hint="eastAsia"/>
@@ -2295,8 +2218,6 @@
           <w:szCs w:val="32"/>
         </w:rPr>
       </w:pPr>
-      <w:bookmarkStart w:id="38" w:name="第三十三条"/>
-      <w:bookmarkEnd w:id="38"/>
       <w:r>
         <w:rPr>
           <w:rFonts w:ascii="Times New Roman" w:eastAsia="黑体" w:hAnsi="Times New Roman" w:cs="黑体" w:hint="eastAsia"/>
@@ -2331,8 +2252,6 @@
           <w:szCs w:val="32"/>
         </w:rPr>
       </w:pPr>
-      <w:bookmarkStart w:id="39" w:name="第三十四条"/>
-      <w:bookmarkEnd w:id="39"/>
       <w:r>
         <w:rPr>
           <w:rFonts w:ascii="Times New Roman" w:eastAsia="黑体" w:hAnsi="Times New Roman" w:cs="黑体" w:hint="eastAsia"/>
@@ -2385,8 +2304,6 @@
           <w:szCs w:val="32"/>
         </w:rPr>
       </w:pPr>
-      <w:bookmarkStart w:id="40" w:name="第三十五条"/>
-      <w:bookmarkEnd w:id="40"/>
       <w:r>
         <w:rPr>
           <w:rFonts w:ascii="Times New Roman" w:eastAsia="黑体" w:hAnsi="Times New Roman" w:cs="黑体" w:hint="eastAsia"/>
@@ -2439,8 +2356,6 @@
           <w:szCs w:val="32"/>
         </w:rPr>
       </w:pPr>
-      <w:bookmarkStart w:id="41" w:name="第三十六条"/>
-      <w:bookmarkEnd w:id="41"/>
       <w:r>
         <w:rPr>
           <w:rFonts w:ascii="Times New Roman" w:eastAsia="黑体" w:hAnsi="Times New Roman" w:cs="黑体" w:hint="eastAsia"/>
@@ -2493,8 +2408,6 @@
           <w:szCs w:val="32"/>
         </w:rPr>
       </w:pPr>
-      <w:bookmarkStart w:id="42" w:name="第三十七条"/>
-      <w:bookmarkEnd w:id="42"/>
       <w:r>
         <w:rPr>
           <w:rFonts w:ascii="Times New Roman" w:eastAsia="黑体" w:hAnsi="Times New Roman" w:cs="黑体" w:hint="eastAsia"/>
@@ -2572,8 +2485,6 @@
           <w:szCs w:val="32"/>
         </w:rPr>
       </w:pPr>
-      <w:bookmarkStart w:id="43" w:name="第四章 协同保护"/>
-      <w:bookmarkEnd w:id="43"/>
       <w:r>
         <w:rPr>
           <w:rFonts w:ascii="Times New Roman" w:eastAsia="黑体" w:hAnsi="Times New Roman" w:cs="黑体" w:hint="eastAsia"/>
@@ -2599,8 +2510,6 @@
           <w:szCs w:val="32"/>
         </w:rPr>
       </w:pPr>
-      <w:bookmarkStart w:id="44" w:name="第三十八条"/>
-      <w:bookmarkEnd w:id="44"/>
       <w:r>
         <w:rPr>
           <w:rFonts w:ascii="Times New Roman" w:eastAsia="黑体" w:hAnsi="Times New Roman" w:cs="黑体" w:hint="eastAsia"/>
@@ -2653,8 +2562,6 @@
           <w:szCs w:val="32"/>
         </w:rPr>
       </w:pPr>
-      <w:bookmarkStart w:id="45" w:name="第三十九条"/>
-      <w:bookmarkEnd w:id="45"/>
       <w:r>
         <w:rPr>
           <w:rFonts w:ascii="Times New Roman" w:eastAsia="黑体" w:hAnsi="Times New Roman" w:cs="黑体" w:hint="eastAsia"/>
@@ -2689,8 +2596,6 @@
           <w:szCs w:val="32"/>
         </w:rPr>
       </w:pPr>
-      <w:bookmarkStart w:id="46" w:name="第四十条"/>
-      <w:bookmarkEnd w:id="46"/>
       <w:r>
         <w:rPr>
           <w:rFonts w:ascii="Times New Roman" w:eastAsia="黑体" w:hAnsi="Times New Roman" w:cs="黑体" w:hint="eastAsia"/>
@@ -2725,8 +2630,6 @@
           <w:szCs w:val="32"/>
         </w:rPr>
       </w:pPr>
-      <w:bookmarkStart w:id="47" w:name="第四十一条"/>
-      <w:bookmarkEnd w:id="47"/>
       <w:r>
         <w:rPr>
           <w:rFonts w:ascii="Times New Roman" w:eastAsia="黑体" w:hAnsi="Times New Roman" w:cs="黑体" w:hint="eastAsia"/>
@@ -2761,8 +2664,6 @@
           <w:szCs w:val="32"/>
         </w:rPr>
       </w:pPr>
-      <w:bookmarkStart w:id="48" w:name="第四十二条"/>
-      <w:bookmarkEnd w:id="48"/>
       <w:r>
         <w:rPr>
           <w:rFonts w:ascii="Times New Roman" w:eastAsia="黑体" w:hAnsi="Times New Roman" w:cs="黑体" w:hint="eastAsia"/>
@@ -2797,8 +2698,6 @@
           <w:szCs w:val="32"/>
         </w:rPr>
       </w:pPr>
-      <w:bookmarkStart w:id="49" w:name="第四十三条"/>
-      <w:bookmarkEnd w:id="49"/>
       <w:r>
         <w:rPr>
           <w:rFonts w:ascii="Times New Roman" w:eastAsia="黑体" w:hAnsi="Times New Roman" w:cs="黑体" w:hint="eastAsia"/>
@@ -2833,8 +2732,6 @@
           <w:szCs w:val="32"/>
         </w:rPr>
       </w:pPr>
-      <w:bookmarkStart w:id="50" w:name="第四十四条"/>
-      <w:bookmarkEnd w:id="50"/>
       <w:r>
         <w:rPr>
           <w:rFonts w:ascii="Times New Roman" w:eastAsia="黑体" w:hAnsi="Times New Roman" w:cs="黑体" w:hint="eastAsia"/>
@@ -2869,8 +2766,6 @@
           <w:szCs w:val="32"/>
         </w:rPr>
       </w:pPr>
-      <w:bookmarkStart w:id="51" w:name="第四十五条"/>
-      <w:bookmarkEnd w:id="51"/>
       <w:r>
         <w:rPr>
           <w:rFonts w:ascii="Times New Roman" w:eastAsia="黑体" w:hAnsi="Times New Roman" w:cs="黑体" w:hint="eastAsia"/>
@@ -2905,8 +2800,6 @@
           <w:szCs w:val="32"/>
         </w:rPr>
       </w:pPr>
-      <w:bookmarkStart w:id="52" w:name="第四十六条"/>
-      <w:bookmarkEnd w:id="52"/>
       <w:r>
         <w:rPr>
           <w:rFonts w:ascii="Times New Roman" w:eastAsia="黑体" w:hAnsi="Times New Roman" w:cs="黑体" w:hint="eastAsia"/>
@@ -2948,8 +2841,6 @@
           <w:szCs w:val="32"/>
         </w:rPr>
       </w:pPr>
-      <w:bookmarkStart w:id="53" w:name="第五章 责任追究"/>
-      <w:bookmarkEnd w:id="53"/>
       <w:r>
         <w:rPr>
           <w:rFonts w:ascii="Times New Roman" w:eastAsia="黑体" w:hAnsi="Times New Roman" w:cs="黑体" w:hint="eastAsia"/>
@@ -2975,8 +2866,6 @@
           <w:szCs w:val="32"/>
         </w:rPr>
       </w:pPr>
-      <w:bookmarkStart w:id="54" w:name="第四十七条"/>
-      <w:bookmarkEnd w:id="54"/>
       <w:r>
         <w:rPr>
           <w:rFonts w:ascii="Times New Roman" w:eastAsia="黑体" w:hAnsi="Times New Roman" w:cs="黑体" w:hint="eastAsia"/>
@@ -3011,8 +2900,6 @@
           <w:szCs w:val="32"/>
         </w:rPr>
       </w:pPr>
-      <w:bookmarkStart w:id="55" w:name="第四十八条"/>
-      <w:bookmarkEnd w:id="55"/>
       <w:r>
         <w:rPr>
           <w:rFonts w:ascii="Times New Roman" w:eastAsia="黑体" w:hAnsi="Times New Roman" w:cs="黑体" w:hint="eastAsia"/>
@@ -3137,8 +3024,6 @@
           <w:szCs w:val="32"/>
         </w:rPr>
       </w:pPr>
-      <w:bookmarkStart w:id="56" w:name="第四十九条"/>
-      <w:bookmarkEnd w:id="56"/>
       <w:r>
         <w:rPr>
           <w:rFonts w:ascii="Times New Roman" w:eastAsia="黑体" w:hAnsi="Times New Roman" w:cs="黑体" w:hint="eastAsia"/>
@@ -3173,8 +3058,6 @@
           <w:szCs w:val="32"/>
         </w:rPr>
       </w:pPr>
-      <w:bookmarkStart w:id="57" w:name="第五十条"/>
-      <w:bookmarkEnd w:id="57"/>
       <w:r>
         <w:rPr>
           <w:rFonts w:ascii="Times New Roman" w:eastAsia="黑体" w:hAnsi="Times New Roman" w:cs="黑体" w:hint="eastAsia"/>
@@ -3216,8 +3099,6 @@
           <w:szCs w:val="32"/>
         </w:rPr>
       </w:pPr>
-      <w:bookmarkStart w:id="58" w:name="第六章 附则"/>
-      <w:bookmarkEnd w:id="58"/>
       <w:r>
         <w:rPr>
           <w:rFonts w:ascii="Times New Roman" w:eastAsia="黑体" w:hAnsi="Times New Roman" w:cs="黑体" w:hint="eastAsia"/>
@@ -3243,8 +3124,6 @@
           <w:szCs w:val="32"/>
         </w:rPr>
       </w:pPr>
-      <w:bookmarkStart w:id="59" w:name="第五十一条"/>
-      <w:bookmarkEnd w:id="59"/>
       <w:r>
         <w:rPr>
           <w:rFonts w:ascii="Times New Roman" w:eastAsia="黑体" w:hAnsi="Times New Roman" w:cs="黑体" w:hint="eastAsia"/>
